--- a/develop/products/High_Resolution_Layer_CLMS_PUM_HRLSLF_v1.1.docx
+++ b/develop/products/High_Resolution_Layer_CLMS_PUM_HRLSLF_v1.1.docx
@@ -7,7 +7,7 @@
         <w:pStyle w:val="Title"/>
       </w:pPr>
       <w:r>
-        <w:t xml:space="preserve">High Resolution Layer Small Landscape Features - Product User Manual (PUM)</w:t>
+        <w:t xml:space="preserve">High Resolution Layer Small Landscape Features – Product User Manual (PUM)</w:t>
       </w:r>
     </w:p>
     <w:p>

--- a/develop/products/High_Resolution_Layer_CLMS_PUM_HRLSLF_v1.1.docx
+++ b/develop/products/High_Resolution_Layer_CLMS_PUM_HRLSLF_v1.1.docx
@@ -7,7 +7,7 @@
         <w:pStyle w:val="Title"/>
       </w:pPr>
       <w:r>
-        <w:t xml:space="preserve">High Resolution Layer Small Landscape Features – Product User Manual (PUM)</w:t>
+        <w:t xml:space="preserve">High Resolution Layer Small Landscape Features 2021 – Product User Manual (PUM)</w:t>
       </w:r>
     </w:p>
     <w:p>
